--- a/CNPM2_1150080163_NguyenThanhViet_BT6.docx
+++ b/CNPM2_1150080163_NguyenThanhViet_BT6.docx
@@ -4,17 +4,21 @@
   <w:body>
     <w:p>
       <w:pPr>
-        <w:jc w:val="both"/>
-        <w:rPr>
-          <w:rFonts w:ascii="Times New Roman" w:hAnsi="Times New Roman" w:cs="Times New Roman"/>
-          <w:sz w:val="26"/>
-          <w:szCs w:val="26"/>
-          <w:lang w:val="en-US"/>
-        </w:rPr>
-      </w:pPr>
-      <w:r>
-        <w:rPr>
-          <w:rFonts w:ascii="Times New Roman" w:hAnsi="Times New Roman" w:cs="Times New Roman"/>
+        <w:jc w:val="center"/>
+        <w:rPr>
+          <w:rFonts w:ascii="Times New Roman" w:hAnsi="Times New Roman" w:cs="Times New Roman"/>
+          <w:b/>
+          <w:bCs/>
+          <w:sz w:val="26"/>
+          <w:szCs w:val="26"/>
+          <w:lang w:val="en-US"/>
+        </w:rPr>
+      </w:pPr>
+      <w:r>
+        <w:rPr>
+          <w:rFonts w:ascii="Times New Roman" w:hAnsi="Times New Roman" w:cs="Times New Roman"/>
+          <w:b/>
+          <w:bCs/>
           <w:sz w:val="26"/>
           <w:szCs w:val="26"/>
         </w:rPr>
@@ -38,45 +42,27 @@
           <w:szCs w:val="26"/>
           <w:lang w:val="en-US"/>
         </w:rPr>
-        <w:t xml:space="preserve">1. </w:t>
-      </w:r>
-      <w:r>
-        <w:rPr>
-          <w:rFonts w:ascii="Times New Roman" w:hAnsi="Times New Roman" w:cs="Times New Roman"/>
-          <w:sz w:val="26"/>
-          <w:szCs w:val="26"/>
-          <w:lang w:val="en-US"/>
-        </w:rPr>
-        <w:t>CÂN BẰNG TÀI NGUYÊN DỰ ÁN</w:t>
-      </w:r>
-    </w:p>
-    <w:p>
-      <w:pPr>
-        <w:jc w:val="both"/>
-        <w:rPr>
-          <w:rFonts w:ascii="Times New Roman" w:hAnsi="Times New Roman" w:cs="Times New Roman"/>
-          <w:sz w:val="26"/>
-          <w:szCs w:val="26"/>
-          <w:lang w:val="en-US"/>
-        </w:rPr>
-      </w:pPr>
-      <w:r>
-        <w:rPr>
-          <w:rFonts w:ascii="Times New Roman" w:hAnsi="Times New Roman" w:cs="Times New Roman"/>
-          <w:sz w:val="26"/>
-          <w:szCs w:val="26"/>
-          <w:lang w:val="en-US"/>
-        </w:rPr>
-        <w:t xml:space="preserve">1.1 </w:t>
-      </w:r>
-      <w:r>
-        <w:rPr>
-          <w:rFonts w:ascii="Times New Roman" w:hAnsi="Times New Roman" w:cs="Times New Roman"/>
-          <w:sz w:val="26"/>
-          <w:szCs w:val="26"/>
-          <w:lang w:val="en-US"/>
-        </w:rPr>
-        <w:t>Cân bằng tự động</w:t>
+        <w:t>1. CÂN BẰNG TÀI NGUYÊN DỰ ÁN</w:t>
+      </w:r>
+    </w:p>
+    <w:p>
+      <w:pPr>
+        <w:jc w:val="both"/>
+        <w:rPr>
+          <w:rFonts w:ascii="Times New Roman" w:hAnsi="Times New Roman" w:cs="Times New Roman"/>
+          <w:sz w:val="26"/>
+          <w:szCs w:val="26"/>
+          <w:lang w:val="en-US"/>
+        </w:rPr>
+      </w:pPr>
+      <w:r>
+        <w:rPr>
+          <w:rFonts w:ascii="Times New Roman" w:hAnsi="Times New Roman" w:cs="Times New Roman"/>
+          <w:sz w:val="26"/>
+          <w:szCs w:val="26"/>
+          <w:lang w:val="en-US"/>
+        </w:rPr>
+        <w:t>1.1 Cân bằng tự động</w:t>
       </w:r>
     </w:p>
     <w:p>
@@ -141,6 +127,7 @@
       <w:r>
         <w:rPr>
           <w:rFonts w:ascii="Times New Roman" w:hAnsi="Times New Roman" w:cs="Times New Roman"/>
+          <w:noProof/>
           <w:sz w:val="26"/>
           <w:szCs w:val="26"/>
           <w:lang w:val="en-US"/>
@@ -204,16 +191,7 @@
           <w:szCs w:val="26"/>
           <w:lang w:val="en-US"/>
         </w:rPr>
-        <w:t xml:space="preserve">1.2 </w:t>
-      </w:r>
-      <w:r>
-        <w:rPr>
-          <w:rFonts w:ascii="Times New Roman" w:hAnsi="Times New Roman" w:cs="Times New Roman"/>
-          <w:sz w:val="26"/>
-          <w:szCs w:val="26"/>
-          <w:lang w:val="en-US"/>
-        </w:rPr>
-        <w:t>Cân bằng thủ công</w:t>
+        <w:t>1.2 Cân bằng thủ công</w:t>
       </w:r>
     </w:p>
     <w:p>
@@ -298,6 +276,7 @@
       <w:r>
         <w:rPr>
           <w:rFonts w:ascii="Times New Roman" w:hAnsi="Times New Roman" w:cs="Times New Roman"/>
+          <w:noProof/>
           <w:sz w:val="26"/>
           <w:szCs w:val="26"/>
           <w:lang w:val="en-US"/>
@@ -407,6 +386,7 @@
       <w:r>
         <w:rPr>
           <w:rFonts w:ascii="Times New Roman" w:hAnsi="Times New Roman" w:cs="Times New Roman"/>
+          <w:noProof/>
           <w:sz w:val="26"/>
           <w:szCs w:val="26"/>
           <w:lang w:val="en-US"/>
@@ -515,6 +495,7 @@
       <w:r>
         <w:rPr>
           <w:rFonts w:ascii="Times New Roman" w:hAnsi="Times New Roman" w:cs="Times New Roman"/>
+          <w:noProof/>
           <w:sz w:val="26"/>
           <w:szCs w:val="26"/>
           <w:lang w:val="en-US"/>
@@ -734,6 +715,7 @@
       <w:r>
         <w:rPr>
           <w:rFonts w:ascii="Times New Roman" w:hAnsi="Times New Roman" w:cs="Times New Roman"/>
+          <w:noProof/>
           <w:sz w:val="26"/>
           <w:szCs w:val="26"/>
           <w:lang w:val="en-US"/>
@@ -870,6 +852,7 @@
       <w:r>
         <w:rPr>
           <w:rFonts w:ascii="Times New Roman" w:hAnsi="Times New Roman" w:cs="Times New Roman"/>
+          <w:noProof/>
           <w:sz w:val="26"/>
           <w:szCs w:val="26"/>
           <w:lang w:val="en-US"/>
@@ -949,6 +932,7 @@
       <w:r>
         <w:rPr>
           <w:rFonts w:ascii="Times New Roman" w:hAnsi="Times New Roman" w:cs="Times New Roman"/>
+          <w:noProof/>
           <w:sz w:val="26"/>
           <w:szCs w:val="26"/>
           <w:lang w:val="en-US"/>
@@ -1045,6 +1029,7 @@
       <w:r>
         <w:rPr>
           <w:rFonts w:ascii="Times New Roman" w:hAnsi="Times New Roman" w:cs="Times New Roman"/>
+          <w:noProof/>
           <w:sz w:val="26"/>
           <w:szCs w:val="26"/>
           <w:lang w:val="en-US"/>
@@ -1123,14 +1108,15 @@
       <w:r>
         <w:rPr>
           <w:rFonts w:ascii="Times New Roman" w:hAnsi="Times New Roman" w:cs="Times New Roman"/>
+          <w:noProof/>
           <w:sz w:val="26"/>
           <w:szCs w:val="26"/>
           <w:lang w:val="en-US"/>
         </w:rPr>
         <w:drawing>
-          <wp:inline distT="0" distB="0" distL="0" distR="0" wp14:anchorId="745668C7" wp14:editId="0451E8A8">
+          <wp:inline distT="0" distB="0" distL="0" distR="0" wp14:anchorId="745668C7" wp14:editId="3EEEB1A4">
             <wp:extent cx="5731510" cy="3043555"/>
-            <wp:effectExtent l="0" t="0" r="2540" b="4445"/>
+            <wp:effectExtent l="19050" t="19050" r="21590" b="23495"/>
             <wp:docPr id="12" name="Picture 12"/>
             <wp:cNvGraphicFramePr>
               <a:graphicFrameLocks xmlns:a="http://schemas.openxmlformats.org/drawingml/2006/main" noChangeAspect="1"/>
@@ -1156,6 +1142,11 @@
                     <a:prstGeom prst="rect">
                       <a:avLst/>
                     </a:prstGeom>
+                    <a:ln>
+                      <a:solidFill>
+                        <a:schemeClr val="tx1"/>
+                      </a:solidFill>
+                    </a:ln>
                   </pic:spPr>
                 </pic:pic>
               </a:graphicData>
@@ -1185,7 +1176,6 @@
     </w:p>
     <w:p>
       <w:pPr>
-        <w:jc w:val="both"/>
         <w:rPr>
           <w:rFonts w:ascii="Times New Roman" w:hAnsi="Times New Roman" w:cs="Times New Roman"/>
           <w:sz w:val="26"/>
@@ -1201,31 +1191,47 @@
           <w:lang w:val="en-US"/>
         </w:rPr>
         <w:lastRenderedPageBreak/>
-        <w:t>4. Bài tập thực hành</w:t>
-      </w:r>
-    </w:p>
-    <w:p>
-      <w:pPr>
-        <w:jc w:val="both"/>
-        <w:rPr>
-          <w:rFonts w:ascii="Times New Roman" w:hAnsi="Times New Roman" w:cs="Times New Roman"/>
-          <w:sz w:val="26"/>
-          <w:szCs w:val="26"/>
-          <w:lang w:val="en-US"/>
-        </w:rPr>
-      </w:pPr>
-      <w:r>
-        <w:rPr>
-          <w:rFonts w:ascii="Times New Roman" w:hAnsi="Times New Roman" w:cs="Times New Roman"/>
-          <w:sz w:val="26"/>
-          <w:szCs w:val="26"/>
-        </w:rPr>
-        <w:t>Thời gian thực hiện dự án</w:t>
-      </w:r>
-    </w:p>
-    <w:p>
-      <w:pPr>
-        <w:jc w:val="both"/>
+        <w:t>2. Tạo báo cáo trong dự án</w:t>
+      </w:r>
+    </w:p>
+    <w:p>
+      <w:pPr>
+        <w:rPr>
+          <w:rFonts w:ascii="Times New Roman" w:hAnsi="Times New Roman" w:cs="Times New Roman"/>
+          <w:sz w:val="26"/>
+          <w:szCs w:val="26"/>
+          <w:lang w:val="en-US"/>
+        </w:rPr>
+      </w:pPr>
+      <w:r>
+        <w:rPr>
+          <w:rFonts w:ascii="Times New Roman" w:hAnsi="Times New Roman" w:cs="Times New Roman"/>
+          <w:sz w:val="26"/>
+          <w:szCs w:val="26"/>
+        </w:rPr>
+        <w:t xml:space="preserve">Hiển thị báo cáo tổng quan về chi phí của dự án </w:t>
+      </w:r>
+    </w:p>
+    <w:p>
+      <w:pPr>
+        <w:rPr>
+          <w:rFonts w:ascii="Times New Roman" w:hAnsi="Times New Roman" w:cs="Times New Roman"/>
+          <w:sz w:val="26"/>
+          <w:szCs w:val="26"/>
+          <w:lang w:val="en-US"/>
+        </w:rPr>
+      </w:pPr>
+      <w:r>
+        <w:rPr>
+          <w:rFonts w:ascii="Times New Roman" w:hAnsi="Times New Roman" w:cs="Times New Roman"/>
+          <w:sz w:val="26"/>
+          <w:szCs w:val="26"/>
+        </w:rPr>
+        <w:t>Vào Report → Cost Overview</w:t>
+      </w:r>
+    </w:p>
+    <w:p>
+      <w:pPr>
         <w:rPr>
           <w:rFonts w:ascii="Times New Roman" w:hAnsi="Times New Roman" w:cs="Times New Roman"/>
           <w:sz w:val="26"/>
@@ -1241,10 +1247,10 @@
           <w:lang w:val="en-US"/>
         </w:rPr>
         <w:drawing>
-          <wp:inline distT="0" distB="0" distL="0" distR="0" wp14:anchorId="60794431" wp14:editId="1308F586">
-            <wp:extent cx="5731510" cy="3049270"/>
-            <wp:effectExtent l="19050" t="19050" r="21590" b="17780"/>
-            <wp:docPr id="13" name="Picture 13"/>
+          <wp:inline distT="0" distB="0" distL="0" distR="0" wp14:anchorId="36E48D26" wp14:editId="1B53EF0E">
+            <wp:extent cx="5731510" cy="3043555"/>
+            <wp:effectExtent l="19050" t="19050" r="21590" b="23495"/>
+            <wp:docPr id="2" name="Picture 2"/>
             <wp:cNvGraphicFramePr>
               <a:graphicFrameLocks xmlns:a="http://schemas.openxmlformats.org/drawingml/2006/main" noChangeAspect="1"/>
             </wp:cNvGraphicFramePr>
@@ -1264,7 +1270,7 @@
                   <pic:spPr>
                     <a:xfrm>
                       <a:off x="0" y="0"/>
-                      <a:ext cx="5731510" cy="3049270"/>
+                      <a:ext cx="5731510" cy="3043555"/>
                     </a:xfrm>
                     <a:prstGeom prst="rect">
                       <a:avLst/>
@@ -1284,46 +1290,61 @@
     </w:p>
     <w:p>
       <w:pPr>
-        <w:jc w:val="both"/>
-        <w:rPr>
-          <w:rFonts w:ascii="Times New Roman" w:hAnsi="Times New Roman" w:cs="Times New Roman"/>
-          <w:sz w:val="26"/>
-          <w:szCs w:val="26"/>
-          <w:lang w:val="en-US"/>
-        </w:rPr>
-      </w:pPr>
-      <w:r>
-        <w:rPr>
-          <w:rFonts w:ascii="Times New Roman" w:hAnsi="Times New Roman" w:cs="Times New Roman"/>
-          <w:sz w:val="26"/>
-          <w:szCs w:val="26"/>
-        </w:rPr>
-        <w:t xml:space="preserve"> các công việc trong dự án, các nguồn tài nguyên trong dự án. </w:t>
-      </w:r>
-    </w:p>
-    <w:p>
-      <w:pPr>
-        <w:jc w:val="both"/>
-        <w:rPr>
-          <w:rFonts w:ascii="Times New Roman" w:hAnsi="Times New Roman" w:cs="Times New Roman"/>
-          <w:sz w:val="26"/>
-          <w:szCs w:val="26"/>
-          <w:lang w:val="en-US"/>
-        </w:rPr>
-      </w:pPr>
-      <w:r>
-        <w:rPr>
-          <w:rFonts w:ascii="Times New Roman" w:hAnsi="Times New Roman" w:cs="Times New Roman"/>
-          <w:sz w:val="26"/>
-          <w:szCs w:val="26"/>
-          <w:lang w:val="en-US"/>
-        </w:rPr>
-        <w:lastRenderedPageBreak/>
+        <w:rPr>
+          <w:rFonts w:ascii="Times New Roman" w:hAnsi="Times New Roman" w:cs="Times New Roman"/>
+          <w:sz w:val="26"/>
+          <w:szCs w:val="26"/>
+          <w:lang w:val="en-US"/>
+        </w:rPr>
+      </w:pPr>
+      <w:r>
+        <w:rPr>
+          <w:rFonts w:ascii="Times New Roman" w:hAnsi="Times New Roman" w:cs="Times New Roman"/>
+          <w:sz w:val="26"/>
+          <w:szCs w:val="26"/>
+        </w:rPr>
+        <w:t xml:space="preserve">Hiển thị báo cáo tổng quan về chi phí của dự án </w:t>
+      </w:r>
+    </w:p>
+    <w:p>
+      <w:pPr>
+        <w:rPr>
+          <w:rFonts w:ascii="Times New Roman" w:hAnsi="Times New Roman" w:cs="Times New Roman"/>
+          <w:sz w:val="26"/>
+          <w:szCs w:val="26"/>
+          <w:lang w:val="en-US"/>
+        </w:rPr>
+      </w:pPr>
+      <w:r>
+        <w:rPr>
+          <w:rFonts w:ascii="Times New Roman" w:hAnsi="Times New Roman" w:cs="Times New Roman"/>
+          <w:sz w:val="26"/>
+          <w:szCs w:val="26"/>
+        </w:rPr>
+        <w:t>Vào Report → Task Cost Overview để xem chi phí cho từng nhiệm vụ trong dự án.</w:t>
+      </w:r>
+    </w:p>
+    <w:p>
+      <w:pPr>
+        <w:rPr>
+          <w:rFonts w:ascii="Times New Roman" w:hAnsi="Times New Roman" w:cs="Times New Roman"/>
+          <w:sz w:val="26"/>
+          <w:szCs w:val="26"/>
+          <w:lang w:val="en-US"/>
+        </w:rPr>
+      </w:pPr>
+      <w:r>
+        <w:rPr>
+          <w:rFonts w:ascii="Times New Roman" w:hAnsi="Times New Roman" w:cs="Times New Roman"/>
+          <w:sz w:val="26"/>
+          <w:szCs w:val="26"/>
+          <w:lang w:val="en-US"/>
+        </w:rPr>
         <w:drawing>
-          <wp:inline distT="0" distB="0" distL="0" distR="0" wp14:anchorId="125B462A" wp14:editId="13A8C1FF">
-            <wp:extent cx="5325218" cy="5068007"/>
-            <wp:effectExtent l="19050" t="19050" r="27940" b="18415"/>
-            <wp:docPr id="14" name="Picture 14"/>
+          <wp:inline distT="0" distB="0" distL="0" distR="0" wp14:anchorId="26EDBD8D" wp14:editId="17F61932">
+            <wp:extent cx="5731510" cy="3043555"/>
+            <wp:effectExtent l="19050" t="19050" r="21590" b="23495"/>
+            <wp:docPr id="3" name="Picture 3"/>
             <wp:cNvGraphicFramePr>
               <a:graphicFrameLocks xmlns:a="http://schemas.openxmlformats.org/drawingml/2006/main" noChangeAspect="1"/>
             </wp:cNvGraphicFramePr>
@@ -1343,7 +1364,7 @@
                   <pic:spPr>
                     <a:xfrm>
                       <a:off x="0" y="0"/>
-                      <a:ext cx="5325218" cy="5068007"/>
+                      <a:ext cx="5731510" cy="3043555"/>
                     </a:xfrm>
                     <a:prstGeom prst="rect">
                       <a:avLst/>
@@ -1363,44 +1384,79 @@
     </w:p>
     <w:p>
       <w:pPr>
-        <w:jc w:val="both"/>
-        <w:rPr>
-          <w:rFonts w:ascii="Times New Roman" w:hAnsi="Times New Roman" w:cs="Times New Roman"/>
-          <w:sz w:val="26"/>
-          <w:szCs w:val="26"/>
-          <w:lang w:val="en-US"/>
-        </w:rPr>
-      </w:pPr>
-      <w:r>
-        <w:rPr>
-          <w:rFonts w:ascii="Times New Roman" w:hAnsi="Times New Roman" w:cs="Times New Roman"/>
-          <w:sz w:val="26"/>
-          <w:szCs w:val="26"/>
-        </w:rPr>
-        <w:t>▪ Kiểm tra sự quá tải của tài nguyên trong dự án (cân bằng tài nguyên nếu có)</w:t>
-      </w:r>
-    </w:p>
-    <w:p>
-      <w:pPr>
-        <w:jc w:val="both"/>
-        <w:rPr>
-          <w:rFonts w:ascii="Times New Roman" w:hAnsi="Times New Roman" w:cs="Times New Roman"/>
-          <w:sz w:val="26"/>
-          <w:szCs w:val="26"/>
-          <w:lang w:val="en-US"/>
-        </w:rPr>
-      </w:pPr>
-      <w:r>
-        <w:rPr>
-          <w:rFonts w:ascii="Times New Roman" w:hAnsi="Times New Roman" w:cs="Times New Roman"/>
-          <w:sz w:val="26"/>
-          <w:szCs w:val="26"/>
+        <w:rPr>
+          <w:rFonts w:ascii="Times New Roman" w:hAnsi="Times New Roman" w:cs="Times New Roman"/>
+          <w:sz w:val="26"/>
+          <w:szCs w:val="26"/>
+        </w:rPr>
+      </w:pPr>
+      <w:r>
+        <w:rPr>
+          <w:rFonts w:ascii="Times New Roman" w:hAnsi="Times New Roman" w:cs="Times New Roman"/>
+          <w:sz w:val="26"/>
+          <w:szCs w:val="26"/>
+        </w:rPr>
+        <w:br w:type="page"/>
+      </w:r>
+    </w:p>
+    <w:p>
+      <w:pPr>
+        <w:rPr>
+          <w:rFonts w:ascii="Times New Roman" w:hAnsi="Times New Roman" w:cs="Times New Roman"/>
+          <w:sz w:val="26"/>
+          <w:szCs w:val="26"/>
+          <w:lang w:val="en-US"/>
+        </w:rPr>
+      </w:pPr>
+      <w:r>
+        <w:rPr>
+          <w:rFonts w:ascii="Times New Roman" w:hAnsi="Times New Roman" w:cs="Times New Roman"/>
+          <w:sz w:val="26"/>
+          <w:szCs w:val="26"/>
+        </w:rPr>
+        <w:lastRenderedPageBreak/>
+        <w:t xml:space="preserve">Báo cáo tổng quan của dự án </w:t>
+      </w:r>
+    </w:p>
+    <w:p>
+      <w:pPr>
+        <w:rPr>
+          <w:rFonts w:ascii="Times New Roman" w:hAnsi="Times New Roman" w:cs="Times New Roman"/>
+          <w:sz w:val="26"/>
+          <w:szCs w:val="26"/>
+          <w:lang w:val="en-US"/>
+        </w:rPr>
+      </w:pPr>
+      <w:r>
+        <w:rPr>
+          <w:rFonts w:ascii="Times New Roman" w:hAnsi="Times New Roman" w:cs="Times New Roman"/>
+          <w:sz w:val="26"/>
+          <w:szCs w:val="26"/>
+        </w:rPr>
+        <w:t>Vào Report → Project Overview</w:t>
+      </w:r>
+    </w:p>
+    <w:p>
+      <w:pPr>
+        <w:rPr>
+          <w:rFonts w:ascii="Times New Roman" w:hAnsi="Times New Roman" w:cs="Times New Roman"/>
+          <w:sz w:val="26"/>
+          <w:szCs w:val="26"/>
+          <w:lang w:val="en-US"/>
+        </w:rPr>
+      </w:pPr>
+      <w:r>
+        <w:rPr>
+          <w:rFonts w:ascii="Times New Roman" w:hAnsi="Times New Roman" w:cs="Times New Roman"/>
+          <w:sz w:val="26"/>
+          <w:szCs w:val="26"/>
+          <w:lang w:val="en-US"/>
         </w:rPr>
         <w:drawing>
-          <wp:inline distT="0" distB="0" distL="0" distR="0" wp14:anchorId="3F6575B8" wp14:editId="2CDDCBED">
-            <wp:extent cx="5731510" cy="3046730"/>
-            <wp:effectExtent l="19050" t="19050" r="21590" b="20320"/>
-            <wp:docPr id="29" name="Picture 29"/>
+          <wp:inline distT="0" distB="0" distL="0" distR="0" wp14:anchorId="4E3EAEB8" wp14:editId="2552D2FB">
+            <wp:extent cx="5731510" cy="3043555"/>
+            <wp:effectExtent l="19050" t="19050" r="21590" b="23495"/>
+            <wp:docPr id="10" name="Picture 10"/>
             <wp:cNvGraphicFramePr>
               <a:graphicFrameLocks xmlns:a="http://schemas.openxmlformats.org/drawingml/2006/main" noChangeAspect="1"/>
             </wp:cNvGraphicFramePr>
@@ -1420,7 +1476,7 @@
                   <pic:spPr>
                     <a:xfrm>
                       <a:off x="0" y="0"/>
-                      <a:ext cx="5731510" cy="3046730"/>
+                      <a:ext cx="5731510" cy="3043555"/>
                     </a:xfrm>
                     <a:prstGeom prst="rect">
                       <a:avLst/>
@@ -1440,27 +1496,42 @@
     </w:p>
     <w:p>
       <w:pPr>
-        <w:jc w:val="both"/>
-        <w:rPr>
-          <w:rFonts w:ascii="Times New Roman" w:hAnsi="Times New Roman" w:cs="Times New Roman"/>
-          <w:sz w:val="26"/>
-          <w:szCs w:val="26"/>
-          <w:lang w:val="en-US"/>
-        </w:rPr>
-      </w:pPr>
-      <w:r>
-        <w:rPr>
-          <w:rFonts w:ascii="Times New Roman" w:hAnsi="Times New Roman" w:cs="Times New Roman"/>
-          <w:sz w:val="26"/>
-          <w:szCs w:val="26"/>
-        </w:rPr>
-        <w:lastRenderedPageBreak/>
-        <w:t xml:space="preserve">▪ Kiểm tra các nguồn tài nguyên về chi phí. </w:t>
-      </w:r>
-    </w:p>
-    <w:p>
-      <w:pPr>
-        <w:jc w:val="both"/>
+        <w:rPr>
+          <w:rFonts w:ascii="Times New Roman" w:hAnsi="Times New Roman" w:cs="Times New Roman"/>
+          <w:sz w:val="26"/>
+          <w:szCs w:val="26"/>
+          <w:lang w:val="en-US"/>
+        </w:rPr>
+      </w:pPr>
+      <w:r>
+        <w:rPr>
+          <w:rFonts w:ascii="Times New Roman" w:hAnsi="Times New Roman" w:cs="Times New Roman"/>
+          <w:sz w:val="26"/>
+          <w:szCs w:val="26"/>
+        </w:rPr>
+        <w:t xml:space="preserve">Báo cáo tổng quan về công việc </w:t>
+      </w:r>
+    </w:p>
+    <w:p>
+      <w:pPr>
+        <w:rPr>
+          <w:rFonts w:ascii="Times New Roman" w:hAnsi="Times New Roman" w:cs="Times New Roman"/>
+          <w:sz w:val="26"/>
+          <w:szCs w:val="26"/>
+          <w:lang w:val="en-US"/>
+        </w:rPr>
+      </w:pPr>
+      <w:r>
+        <w:rPr>
+          <w:rFonts w:ascii="Times New Roman" w:hAnsi="Times New Roman" w:cs="Times New Roman"/>
+          <w:sz w:val="26"/>
+          <w:szCs w:val="26"/>
+        </w:rPr>
+        <w:t>Vào Report → Work Overview</w:t>
+      </w:r>
+    </w:p>
+    <w:p>
+      <w:pPr>
         <w:rPr>
           <w:rFonts w:ascii="Times New Roman" w:hAnsi="Times New Roman" w:cs="Times New Roman"/>
           <w:sz w:val="26"/>
@@ -1476,10 +1547,10 @@
           <w:lang w:val="en-US"/>
         </w:rPr>
         <w:drawing>
-          <wp:inline distT="0" distB="0" distL="0" distR="0" wp14:anchorId="5C92ADBE" wp14:editId="46FDB459">
-            <wp:extent cx="5731510" cy="7314565"/>
-            <wp:effectExtent l="19050" t="19050" r="21590" b="19685"/>
-            <wp:docPr id="15" name="Picture 15"/>
+          <wp:inline distT="0" distB="0" distL="0" distR="0" wp14:anchorId="31E008A0" wp14:editId="0AE7CC37">
+            <wp:extent cx="5731510" cy="3043555"/>
+            <wp:effectExtent l="19050" t="19050" r="21590" b="23495"/>
+            <wp:docPr id="17" name="Picture 17"/>
             <wp:cNvGraphicFramePr>
               <a:graphicFrameLocks xmlns:a="http://schemas.openxmlformats.org/drawingml/2006/main" noChangeAspect="1"/>
             </wp:cNvGraphicFramePr>
@@ -1499,7 +1570,7 @@
                   <pic:spPr>
                     <a:xfrm>
                       <a:off x="0" y="0"/>
-                      <a:ext cx="5731510" cy="7314565"/>
+                      <a:ext cx="5731510" cy="3043555"/>
                     </a:xfrm>
                     <a:prstGeom prst="rect">
                       <a:avLst/>
@@ -1518,65 +1589,46 @@
       </w:r>
     </w:p>
     <w:p>
-      <w:pPr>
-        <w:jc w:val="both"/>
-        <w:rPr>
-          <w:rFonts w:ascii="Times New Roman" w:hAnsi="Times New Roman" w:cs="Times New Roman"/>
-          <w:sz w:val="26"/>
-          <w:szCs w:val="26"/>
-        </w:rPr>
-      </w:pPr>
-      <w:r>
-        <w:rPr>
-          <w:rFonts w:ascii="Times New Roman" w:hAnsi="Times New Roman" w:cs="Times New Roman"/>
-          <w:sz w:val="26"/>
-          <w:szCs w:val="26"/>
-        </w:rPr>
+      <w:r>
         <w:br w:type="page"/>
       </w:r>
     </w:p>
     <w:p>
       <w:pPr>
-        <w:jc w:val="both"/>
-        <w:rPr>
-          <w:rFonts w:ascii="Times New Roman" w:hAnsi="Times New Roman" w:cs="Times New Roman"/>
-          <w:sz w:val="26"/>
-          <w:szCs w:val="26"/>
-          <w:lang w:val="en-US"/>
-        </w:rPr>
-      </w:pPr>
-      <w:r>
-        <w:rPr>
-          <w:rFonts w:ascii="Times New Roman" w:hAnsi="Times New Roman" w:cs="Times New Roman"/>
-          <w:sz w:val="26"/>
-          <w:szCs w:val="26"/>
-        </w:rPr>
+        <w:rPr>
+          <w:lang w:val="en-US"/>
+        </w:rPr>
+      </w:pPr>
+      <w:r>
         <w:lastRenderedPageBreak/>
-        <w:t xml:space="preserve">▪ Xây dựng các baseline cho dự án. </w:t>
-      </w:r>
-    </w:p>
-    <w:p>
-      <w:pPr>
-        <w:jc w:val="both"/>
-        <w:rPr>
-          <w:rFonts w:ascii="Times New Roman" w:hAnsi="Times New Roman" w:cs="Times New Roman"/>
-          <w:sz w:val="26"/>
-          <w:szCs w:val="26"/>
-          <w:lang w:val="en-US"/>
-        </w:rPr>
-      </w:pPr>
-      <w:r>
-        <w:rPr>
-          <w:rFonts w:ascii="Times New Roman" w:hAnsi="Times New Roman" w:cs="Times New Roman"/>
-          <w:sz w:val="26"/>
-          <w:szCs w:val="26"/>
+        <w:t xml:space="preserve">Báo cáo về tài nguyên </w:t>
+      </w:r>
+    </w:p>
+    <w:p>
+      <w:pPr>
+        <w:rPr>
+          <w:lang w:val="en-US"/>
+        </w:rPr>
+      </w:pPr>
+      <w:r>
+        <w:t>Vào Report → Resource Overview</w:t>
+      </w:r>
+    </w:p>
+    <w:p>
+      <w:pPr>
+        <w:rPr>
+          <w:lang w:val="en-US"/>
+        </w:rPr>
+      </w:pPr>
+      <w:r>
+        <w:rPr>
           <w:lang w:val="en-US"/>
         </w:rPr>
         <w:drawing>
-          <wp:inline distT="0" distB="0" distL="0" distR="0" wp14:anchorId="47608F97" wp14:editId="29AF17EC">
+          <wp:inline distT="0" distB="0" distL="0" distR="0" wp14:anchorId="1254BD16" wp14:editId="6EF16D86">
             <wp:extent cx="5731510" cy="3046730"/>
             <wp:effectExtent l="19050" t="19050" r="21590" b="20320"/>
-            <wp:docPr id="16" name="Picture 16"/>
+            <wp:docPr id="18" name="Picture 18"/>
             <wp:cNvGraphicFramePr>
               <a:graphicFrameLocks xmlns:a="http://schemas.openxmlformats.org/drawingml/2006/main" noChangeAspect="1"/>
             </wp:cNvGraphicFramePr>
@@ -1616,56 +1668,39 @@
     </w:p>
     <w:p>
       <w:pPr>
-        <w:jc w:val="both"/>
-        <w:rPr>
-          <w:rFonts w:ascii="Times New Roman" w:hAnsi="Times New Roman" w:cs="Times New Roman"/>
-          <w:sz w:val="26"/>
-          <w:szCs w:val="26"/>
-          <w:lang w:val="en-US"/>
-        </w:rPr>
-      </w:pPr>
-    </w:p>
-    <w:p>
-      <w:pPr>
-        <w:jc w:val="both"/>
-        <w:rPr>
-          <w:rFonts w:ascii="Times New Roman" w:hAnsi="Times New Roman" w:cs="Times New Roman"/>
-          <w:sz w:val="26"/>
-          <w:szCs w:val="26"/>
-          <w:lang w:val="en-US"/>
-        </w:rPr>
-      </w:pPr>
-      <w:r>
-        <w:rPr>
-          <w:rFonts w:ascii="Times New Roman" w:hAnsi="Times New Roman" w:cs="Times New Roman"/>
-          <w:sz w:val="26"/>
-          <w:szCs w:val="26"/>
-        </w:rPr>
-        <w:t>▪ Kiểm tra lại các baseline và so sánh với kế hoạch ban đầu của dự án. Đánh giá tiến độ của dự án (chậm tiến độ, sớm tiến độ, đúng tiến độ).</w:t>
-      </w:r>
-    </w:p>
-    <w:p>
-      <w:pPr>
-        <w:jc w:val="both"/>
-        <w:rPr>
-          <w:rFonts w:ascii="Times New Roman" w:hAnsi="Times New Roman" w:cs="Times New Roman"/>
-          <w:sz w:val="26"/>
-          <w:szCs w:val="26"/>
-          <w:lang w:val="en-US"/>
-        </w:rPr>
-      </w:pPr>
-      <w:r>
-        <w:rPr>
-          <w:rFonts w:ascii="Times New Roman" w:hAnsi="Times New Roman" w:cs="Times New Roman"/>
-          <w:sz w:val="26"/>
-          <w:szCs w:val="26"/>
+        <w:rPr>
+          <w:lang w:val="en-US"/>
+        </w:rPr>
+      </w:pPr>
+      <w:r>
+        <w:t xml:space="preserve">Báo cáo về dòng tiền </w:t>
+      </w:r>
+    </w:p>
+    <w:p>
+      <w:pPr>
+        <w:rPr>
+          <w:lang w:val="en-US"/>
+        </w:rPr>
+      </w:pPr>
+      <w:r>
+        <w:t>Vào Report → Cost → Cash Flow</w:t>
+      </w:r>
+    </w:p>
+    <w:p>
+      <w:pPr>
+        <w:rPr>
+          <w:lang w:val="en-US"/>
+        </w:rPr>
+      </w:pPr>
+      <w:r>
+        <w:rPr>
           <w:lang w:val="en-US"/>
         </w:rPr>
         <w:drawing>
-          <wp:inline distT="0" distB="0" distL="0" distR="0" wp14:anchorId="69A4FA8A" wp14:editId="065347D5">
-            <wp:extent cx="5731510" cy="3049270"/>
-            <wp:effectExtent l="19050" t="19050" r="21590" b="17780"/>
-            <wp:docPr id="21" name="Picture 21"/>
+          <wp:inline distT="0" distB="0" distL="0" distR="0" wp14:anchorId="6E0B7B2F" wp14:editId="5720824A">
+            <wp:extent cx="5731510" cy="3043555"/>
+            <wp:effectExtent l="19050" t="19050" r="21590" b="23495"/>
+            <wp:docPr id="19" name="Picture 19"/>
             <wp:cNvGraphicFramePr>
               <a:graphicFrameLocks xmlns:a="http://schemas.openxmlformats.org/drawingml/2006/main" noChangeAspect="1"/>
             </wp:cNvGraphicFramePr>
@@ -1685,7 +1720,7 @@
                   <pic:spPr>
                     <a:xfrm>
                       <a:off x="0" y="0"/>
-                      <a:ext cx="5731510" cy="3049270"/>
+                      <a:ext cx="5731510" cy="3043555"/>
                     </a:xfrm>
                     <a:prstGeom prst="rect">
                       <a:avLst/>
@@ -1704,105 +1739,46 @@
       </w:r>
     </w:p>
     <w:p>
-      <w:pPr>
-        <w:jc w:val="both"/>
-        <w:rPr>
-          <w:rFonts w:ascii="Times New Roman" w:hAnsi="Times New Roman" w:cs="Times New Roman"/>
-          <w:sz w:val="26"/>
-          <w:szCs w:val="26"/>
-          <w:lang w:val="en-US"/>
-        </w:rPr>
-      </w:pPr>
-      <w:r>
-        <w:rPr>
-          <w:rFonts w:ascii="Times New Roman" w:hAnsi="Times New Roman" w:cs="Times New Roman"/>
-          <w:sz w:val="26"/>
-          <w:szCs w:val="26"/>
-        </w:rPr>
-        <w:t>Kết luận: Dự án hiện chậm tiến độ so với kế hoạch gốc, nguyên nhân chính là do khâu Lập trình backend kéo dài hơn dự kiến.</w:t>
-      </w:r>
-    </w:p>
-    <w:p>
-      <w:pPr>
-        <w:jc w:val="both"/>
-        <w:rPr>
-          <w:rFonts w:ascii="Times New Roman" w:hAnsi="Times New Roman" w:cs="Times New Roman"/>
-          <w:sz w:val="26"/>
-          <w:szCs w:val="26"/>
-          <w:lang w:val="en-US"/>
-        </w:rPr>
-      </w:pPr>
-      <w:r>
-        <w:rPr>
-          <w:rFonts w:ascii="Times New Roman" w:hAnsi="Times New Roman" w:cs="Times New Roman"/>
-          <w:sz w:val="26"/>
-          <w:szCs w:val="26"/>
-        </w:rPr>
-        <w:t xml:space="preserve">Bài tập 2: Thực hiện các yêu cầu sau Yêu cầu: Thực hành tạo các báo cáo trong công cụ Microsoft Project. </w:t>
-      </w:r>
-    </w:p>
-    <w:p>
-      <w:pPr>
-        <w:jc w:val="both"/>
-        <w:rPr>
-          <w:rFonts w:ascii="Times New Roman" w:hAnsi="Times New Roman" w:cs="Times New Roman"/>
-          <w:sz w:val="26"/>
-          <w:szCs w:val="26"/>
-          <w:lang w:val="en-US"/>
-        </w:rPr>
-      </w:pPr>
-      <w:r>
-        <w:rPr>
-          <w:rFonts w:ascii="Times New Roman" w:hAnsi="Times New Roman" w:cs="Times New Roman"/>
-          <w:sz w:val="26"/>
-          <w:szCs w:val="26"/>
-        </w:rPr>
+      <w:r>
+        <w:br w:type="page"/>
+      </w:r>
+    </w:p>
+    <w:p>
+      <w:pPr>
+        <w:rPr>
+          <w:lang w:val="en-US"/>
+        </w:rPr>
+      </w:pPr>
+      <w:r>
         <w:lastRenderedPageBreak/>
-        <w:t xml:space="preserve"> Project Overview (Report → Dashboards → Project Overview)</w:t>
-      </w:r>
-    </w:p>
-    <w:p>
-      <w:pPr>
-        <w:numPr>
-          <w:ilvl w:val="0"/>
-          <w:numId w:val="1"/>
-        </w:numPr>
-        <w:jc w:val="both"/>
-        <w:rPr>
-          <w:rFonts w:ascii="Times New Roman" w:hAnsi="Times New Roman" w:cs="Times New Roman"/>
-          <w:sz w:val="26"/>
-          <w:szCs w:val="26"/>
-        </w:rPr>
-      </w:pPr>
-      <w:r>
-        <w:rPr>
-          <w:rFonts w:ascii="Times New Roman" w:hAnsi="Times New Roman" w:cs="Times New Roman"/>
-          <w:sz w:val="26"/>
-          <w:szCs w:val="26"/>
-        </w:rPr>
-        <w:t>Thể hiện % hoàn thành, mốc, công việc sắp tới.</w:t>
-      </w:r>
-    </w:p>
-    <w:p>
-      <w:pPr>
-        <w:jc w:val="both"/>
-        <w:rPr>
-          <w:rFonts w:ascii="Times New Roman" w:hAnsi="Times New Roman" w:cs="Times New Roman"/>
-          <w:sz w:val="26"/>
-          <w:szCs w:val="26"/>
-        </w:rPr>
-      </w:pPr>
-      <w:r>
-        <w:rPr>
-          <w:rFonts w:ascii="Times New Roman" w:hAnsi="Times New Roman" w:cs="Times New Roman"/>
-          <w:sz w:val="26"/>
-          <w:szCs w:val="26"/>
+        <w:t xml:space="preserve">Báo cáo tiến trình công việc </w:t>
+      </w:r>
+    </w:p>
+    <w:p>
+      <w:pPr>
+        <w:rPr>
+          <w:lang w:val="en-US"/>
+        </w:rPr>
+      </w:pPr>
+      <w:r>
+        <w:t xml:space="preserve"> Vào Report → In Progress → Critical Task để xem báo cáo về các công việc nằm trên đường găng của dự án.</w:t>
+      </w:r>
+    </w:p>
+    <w:p>
+      <w:pPr>
+        <w:rPr>
+          <w:lang w:val="en-US"/>
+        </w:rPr>
+      </w:pPr>
+      <w:r>
+        <w:rPr>
+          <w:lang w:val="en-US"/>
         </w:rPr>
         <w:drawing>
-          <wp:inline distT="0" distB="0" distL="0" distR="0" wp14:anchorId="4921815B" wp14:editId="05CFE64B">
-            <wp:extent cx="5731510" cy="3049270"/>
-            <wp:effectExtent l="19050" t="19050" r="21590" b="17780"/>
-            <wp:docPr id="23" name="Picture 23"/>
+          <wp:inline distT="0" distB="0" distL="0" distR="0" wp14:anchorId="4C31936D" wp14:editId="4E83EED9">
+            <wp:extent cx="5731510" cy="3043555"/>
+            <wp:effectExtent l="19050" t="19050" r="21590" b="23495"/>
+            <wp:docPr id="20" name="Picture 20"/>
             <wp:cNvGraphicFramePr>
               <a:graphicFrameLocks xmlns:a="http://schemas.openxmlformats.org/drawingml/2006/main" noChangeAspect="1"/>
             </wp:cNvGraphicFramePr>
@@ -1822,7 +1798,7 @@
                   <pic:spPr>
                     <a:xfrm>
                       <a:off x="0" y="0"/>
-                      <a:ext cx="5731510" cy="3049270"/>
+                      <a:ext cx="5731510" cy="3043555"/>
                     </a:xfrm>
                     <a:prstGeom prst="rect">
                       <a:avLst/>
@@ -1842,64 +1818,58 @@
     </w:p>
     <w:p>
       <w:pPr>
-        <w:jc w:val="both"/>
-        <w:rPr>
-          <w:rFonts w:ascii="Times New Roman" w:hAnsi="Times New Roman" w:cs="Times New Roman"/>
-          <w:sz w:val="26"/>
-          <w:szCs w:val="26"/>
-        </w:rPr>
-      </w:pPr>
-      <w:r>
-        <w:rPr>
-          <w:rFonts w:ascii="Times New Roman" w:hAnsi="Times New Roman" w:cs="Times New Roman"/>
-          <w:sz w:val="26"/>
-          <w:szCs w:val="26"/>
-        </w:rPr>
-        <w:t>Cost Overview (Report → Costs → Cost Overview)</w:t>
-      </w:r>
-    </w:p>
-    <w:p>
-      <w:pPr>
-        <w:numPr>
-          <w:ilvl w:val="0"/>
-          <w:numId w:val="2"/>
-        </w:numPr>
-        <w:jc w:val="both"/>
-        <w:rPr>
-          <w:rFonts w:ascii="Times New Roman" w:hAnsi="Times New Roman" w:cs="Times New Roman"/>
-          <w:sz w:val="26"/>
-          <w:szCs w:val="26"/>
-        </w:rPr>
-      </w:pPr>
-      <w:r>
-        <w:rPr>
-          <w:rFonts w:ascii="Times New Roman" w:hAnsi="Times New Roman" w:cs="Times New Roman"/>
-          <w:sz w:val="26"/>
-          <w:szCs w:val="26"/>
-        </w:rPr>
-        <w:t>Tổng chi phí, theo danh mục.</w:t>
-      </w:r>
-    </w:p>
-    <w:p>
-      <w:pPr>
-        <w:jc w:val="both"/>
-        <w:rPr>
-          <w:rFonts w:ascii="Times New Roman" w:hAnsi="Times New Roman" w:cs="Times New Roman"/>
-          <w:sz w:val="26"/>
-          <w:szCs w:val="26"/>
-        </w:rPr>
-      </w:pPr>
-      <w:r>
-        <w:rPr>
-          <w:rFonts w:ascii="Times New Roman" w:hAnsi="Times New Roman" w:cs="Times New Roman"/>
-          <w:sz w:val="26"/>
-          <w:szCs w:val="26"/>
+        <w:rPr>
+          <w:lang w:val="en-US"/>
+        </w:rPr>
+      </w:pPr>
+      <w:r>
+        <w:rPr>
+          <w:lang w:val="en-US"/>
+        </w:rPr>
+        <w:t xml:space="preserve">Báo cáo tiến trình công việc </w:t>
+      </w:r>
+    </w:p>
+    <w:p>
+      <w:pPr>
+        <w:rPr>
+          <w:lang w:val="en-US"/>
+        </w:rPr>
+      </w:pPr>
+      <w:r>
+        <w:rPr>
+          <w:lang w:val="en-US"/>
+        </w:rPr>
+        <w:t xml:space="preserve">Vào Report → In Progress → Late Task để xem báo cáo về các công việc trễ hạn </w:t>
+      </w:r>
+    </w:p>
+    <w:p>
+      <w:pPr>
+        <w:rPr>
+          <w:lang w:val="en-US"/>
+        </w:rPr>
+      </w:pPr>
+      <w:r>
+        <w:rPr>
+          <w:lang w:val="en-US"/>
+        </w:rPr>
+        <w:t>của dự án.</w:t>
+      </w:r>
+    </w:p>
+    <w:p>
+      <w:pPr>
+        <w:rPr>
+          <w:lang w:val="en-US"/>
+        </w:rPr>
+      </w:pPr>
+      <w:r>
+        <w:rPr>
+          <w:lang w:val="en-US"/>
         </w:rPr>
         <w:drawing>
-          <wp:inline distT="0" distB="0" distL="0" distR="0" wp14:anchorId="153F74A9" wp14:editId="77F94CE8">
+          <wp:inline distT="0" distB="0" distL="0" distR="0" wp14:anchorId="25061F92" wp14:editId="1C7EABD4">
             <wp:extent cx="5731510" cy="3046730"/>
             <wp:effectExtent l="19050" t="19050" r="21590" b="20320"/>
-            <wp:docPr id="24" name="Picture 24"/>
+            <wp:docPr id="22" name="Picture 22"/>
             <wp:cNvGraphicFramePr>
               <a:graphicFrameLocks xmlns:a="http://schemas.openxmlformats.org/drawingml/2006/main" noChangeAspect="1"/>
             </wp:cNvGraphicFramePr>
@@ -1939,6 +1909,839 @@
     </w:p>
     <w:p>
       <w:pPr>
+        <w:rPr>
+          <w:rFonts w:ascii="Times New Roman" w:hAnsi="Times New Roman" w:cs="Times New Roman"/>
+          <w:sz w:val="26"/>
+          <w:szCs w:val="26"/>
+          <w:lang w:val="en-US"/>
+        </w:rPr>
+      </w:pPr>
+      <w:r>
+        <w:rPr>
+          <w:rFonts w:ascii="Times New Roman" w:hAnsi="Times New Roman" w:cs="Times New Roman"/>
+          <w:sz w:val="26"/>
+          <w:szCs w:val="26"/>
+          <w:lang w:val="en-US"/>
+        </w:rPr>
+        <w:br w:type="page"/>
+      </w:r>
+    </w:p>
+    <w:p>
+      <w:pPr>
+        <w:jc w:val="both"/>
+        <w:rPr>
+          <w:rFonts w:ascii="Times New Roman" w:hAnsi="Times New Roman" w:cs="Times New Roman"/>
+          <w:sz w:val="26"/>
+          <w:szCs w:val="26"/>
+          <w:lang w:val="en-US"/>
+        </w:rPr>
+      </w:pPr>
+      <w:r>
+        <w:rPr>
+          <w:rFonts w:ascii="Times New Roman" w:hAnsi="Times New Roman" w:cs="Times New Roman"/>
+          <w:sz w:val="26"/>
+          <w:szCs w:val="26"/>
+          <w:lang w:val="en-US"/>
+        </w:rPr>
+        <w:lastRenderedPageBreak/>
+        <w:t>4. Bài tập thực hành</w:t>
+      </w:r>
+    </w:p>
+    <w:p>
+      <w:pPr>
+        <w:jc w:val="both"/>
+        <w:rPr>
+          <w:rFonts w:ascii="Times New Roman" w:hAnsi="Times New Roman" w:cs="Times New Roman"/>
+          <w:sz w:val="26"/>
+          <w:szCs w:val="26"/>
+          <w:lang w:val="en-US"/>
+        </w:rPr>
+      </w:pPr>
+      <w:r>
+        <w:rPr>
+          <w:rFonts w:ascii="Times New Roman" w:hAnsi="Times New Roman" w:cs="Times New Roman"/>
+          <w:sz w:val="26"/>
+          <w:szCs w:val="26"/>
+        </w:rPr>
+        <w:t>Thời gian thực hiện dự án</w:t>
+      </w:r>
+    </w:p>
+    <w:p>
+      <w:pPr>
+        <w:jc w:val="both"/>
+        <w:rPr>
+          <w:rFonts w:ascii="Times New Roman" w:hAnsi="Times New Roman" w:cs="Times New Roman"/>
+          <w:sz w:val="26"/>
+          <w:szCs w:val="26"/>
+          <w:lang w:val="en-US"/>
+        </w:rPr>
+      </w:pPr>
+      <w:r>
+        <w:rPr>
+          <w:rFonts w:ascii="Times New Roman" w:hAnsi="Times New Roman" w:cs="Times New Roman"/>
+          <w:noProof/>
+          <w:sz w:val="26"/>
+          <w:szCs w:val="26"/>
+          <w:lang w:val="en-US"/>
+        </w:rPr>
+        <w:drawing>
+          <wp:inline distT="0" distB="0" distL="0" distR="0" wp14:anchorId="60794431" wp14:editId="1308F586">
+            <wp:extent cx="5731510" cy="3049270"/>
+            <wp:effectExtent l="19050" t="19050" r="21590" b="17780"/>
+            <wp:docPr id="13" name="Picture 13"/>
+            <wp:cNvGraphicFramePr>
+              <a:graphicFrameLocks xmlns:a="http://schemas.openxmlformats.org/drawingml/2006/main" noChangeAspect="1"/>
+            </wp:cNvGraphicFramePr>
+            <a:graphic xmlns:a="http://schemas.openxmlformats.org/drawingml/2006/main">
+              <a:graphicData uri="http://schemas.openxmlformats.org/drawingml/2006/picture">
+                <pic:pic xmlns:pic="http://schemas.openxmlformats.org/drawingml/2006/picture">
+                  <pic:nvPicPr>
+                    <pic:cNvPr id="1" name=""/>
+                    <pic:cNvPicPr/>
+                  </pic:nvPicPr>
+                  <pic:blipFill>
+                    <a:blip r:embed="rId22"/>
+                    <a:stretch>
+                      <a:fillRect/>
+                    </a:stretch>
+                  </pic:blipFill>
+                  <pic:spPr>
+                    <a:xfrm>
+                      <a:off x="0" y="0"/>
+                      <a:ext cx="5731510" cy="3049270"/>
+                    </a:xfrm>
+                    <a:prstGeom prst="rect">
+                      <a:avLst/>
+                    </a:prstGeom>
+                    <a:ln>
+                      <a:solidFill>
+                        <a:schemeClr val="tx1"/>
+                      </a:solidFill>
+                    </a:ln>
+                  </pic:spPr>
+                </pic:pic>
+              </a:graphicData>
+            </a:graphic>
+          </wp:inline>
+        </w:drawing>
+      </w:r>
+    </w:p>
+    <w:p>
+      <w:pPr>
+        <w:rPr>
+          <w:rFonts w:ascii="Times New Roman" w:hAnsi="Times New Roman" w:cs="Times New Roman"/>
+          <w:sz w:val="26"/>
+          <w:szCs w:val="26"/>
+        </w:rPr>
+      </w:pPr>
+      <w:r>
+        <w:rPr>
+          <w:rFonts w:ascii="Times New Roman" w:hAnsi="Times New Roman" w:cs="Times New Roman"/>
+          <w:sz w:val="26"/>
+          <w:szCs w:val="26"/>
+        </w:rPr>
+        <w:br w:type="page"/>
+      </w:r>
+    </w:p>
+    <w:p>
+      <w:pPr>
+        <w:jc w:val="both"/>
+        <w:rPr>
+          <w:rFonts w:ascii="Times New Roman" w:hAnsi="Times New Roman" w:cs="Times New Roman"/>
+          <w:sz w:val="26"/>
+          <w:szCs w:val="26"/>
+          <w:lang w:val="en-US"/>
+        </w:rPr>
+      </w:pPr>
+      <w:r>
+        <w:rPr>
+          <w:rFonts w:ascii="Times New Roman" w:hAnsi="Times New Roman" w:cs="Times New Roman"/>
+          <w:sz w:val="26"/>
+          <w:szCs w:val="26"/>
+        </w:rPr>
+        <w:lastRenderedPageBreak/>
+        <w:t xml:space="preserve"> các công việc trong dự án, các nguồn tài nguyên trong dự án. </w:t>
+      </w:r>
+    </w:p>
+    <w:p>
+      <w:pPr>
+        <w:jc w:val="center"/>
+        <w:rPr>
+          <w:rFonts w:ascii="Times New Roman" w:hAnsi="Times New Roman" w:cs="Times New Roman"/>
+          <w:sz w:val="26"/>
+          <w:szCs w:val="26"/>
+          <w:lang w:val="en-US"/>
+        </w:rPr>
+      </w:pPr>
+      <w:r>
+        <w:rPr>
+          <w:rFonts w:ascii="Times New Roman" w:hAnsi="Times New Roman" w:cs="Times New Roman"/>
+          <w:noProof/>
+          <w:sz w:val="26"/>
+          <w:szCs w:val="26"/>
+          <w:lang w:val="en-US"/>
+        </w:rPr>
+        <w:drawing>
+          <wp:inline distT="0" distB="0" distL="0" distR="0" wp14:anchorId="125B462A" wp14:editId="13A8C1FF">
+            <wp:extent cx="5325218" cy="5068007"/>
+            <wp:effectExtent l="19050" t="19050" r="27940" b="18415"/>
+            <wp:docPr id="14" name="Picture 14"/>
+            <wp:cNvGraphicFramePr>
+              <a:graphicFrameLocks xmlns:a="http://schemas.openxmlformats.org/drawingml/2006/main" noChangeAspect="1"/>
+            </wp:cNvGraphicFramePr>
+            <a:graphic xmlns:a="http://schemas.openxmlformats.org/drawingml/2006/main">
+              <a:graphicData uri="http://schemas.openxmlformats.org/drawingml/2006/picture">
+                <pic:pic xmlns:pic="http://schemas.openxmlformats.org/drawingml/2006/picture">
+                  <pic:nvPicPr>
+                    <pic:cNvPr id="1" name=""/>
+                    <pic:cNvPicPr/>
+                  </pic:nvPicPr>
+                  <pic:blipFill>
+                    <a:blip r:embed="rId23"/>
+                    <a:stretch>
+                      <a:fillRect/>
+                    </a:stretch>
+                  </pic:blipFill>
+                  <pic:spPr>
+                    <a:xfrm>
+                      <a:off x="0" y="0"/>
+                      <a:ext cx="5325218" cy="5068007"/>
+                    </a:xfrm>
+                    <a:prstGeom prst="rect">
+                      <a:avLst/>
+                    </a:prstGeom>
+                    <a:ln>
+                      <a:solidFill>
+                        <a:schemeClr val="tx1"/>
+                      </a:solidFill>
+                    </a:ln>
+                  </pic:spPr>
+                </pic:pic>
+              </a:graphicData>
+            </a:graphic>
+          </wp:inline>
+        </w:drawing>
+      </w:r>
+    </w:p>
+    <w:p>
+      <w:pPr>
+        <w:rPr>
+          <w:rFonts w:ascii="Times New Roman" w:hAnsi="Times New Roman" w:cs="Times New Roman"/>
+          <w:sz w:val="26"/>
+          <w:szCs w:val="26"/>
+        </w:rPr>
+      </w:pPr>
+      <w:r>
+        <w:rPr>
+          <w:rFonts w:ascii="Times New Roman" w:hAnsi="Times New Roman" w:cs="Times New Roman"/>
+          <w:sz w:val="26"/>
+          <w:szCs w:val="26"/>
+        </w:rPr>
+        <w:br w:type="page"/>
+      </w:r>
+    </w:p>
+    <w:p>
+      <w:pPr>
+        <w:jc w:val="both"/>
+        <w:rPr>
+          <w:rFonts w:ascii="Times New Roman" w:hAnsi="Times New Roman" w:cs="Times New Roman"/>
+          <w:sz w:val="26"/>
+          <w:szCs w:val="26"/>
+          <w:lang w:val="en-US"/>
+        </w:rPr>
+      </w:pPr>
+      <w:r>
+        <w:rPr>
+          <w:rFonts w:ascii="Times New Roman" w:hAnsi="Times New Roman" w:cs="Times New Roman"/>
+          <w:sz w:val="26"/>
+          <w:szCs w:val="26"/>
+        </w:rPr>
+        <w:lastRenderedPageBreak/>
+        <w:t xml:space="preserve"> Kiểm tra sự quá tải của tài nguyên trong dự án (cân bằng tài nguyên nếu có)</w:t>
+      </w:r>
+    </w:p>
+    <w:p>
+      <w:pPr>
+        <w:jc w:val="both"/>
+        <w:rPr>
+          <w:rFonts w:ascii="Times New Roman" w:hAnsi="Times New Roman" w:cs="Times New Roman"/>
+          <w:sz w:val="26"/>
+          <w:szCs w:val="26"/>
+          <w:lang w:val="en-US"/>
+        </w:rPr>
+      </w:pPr>
+      <w:r>
+        <w:rPr>
+          <w:rFonts w:ascii="Times New Roman" w:hAnsi="Times New Roman" w:cs="Times New Roman"/>
+          <w:noProof/>
+          <w:sz w:val="26"/>
+          <w:szCs w:val="26"/>
+        </w:rPr>
+        <w:drawing>
+          <wp:inline distT="0" distB="0" distL="0" distR="0" wp14:anchorId="3F6575B8" wp14:editId="2CDDCBED">
+            <wp:extent cx="5731510" cy="3046730"/>
+            <wp:effectExtent l="19050" t="19050" r="21590" b="20320"/>
+            <wp:docPr id="29" name="Picture 29"/>
+            <wp:cNvGraphicFramePr>
+              <a:graphicFrameLocks xmlns:a="http://schemas.openxmlformats.org/drawingml/2006/main" noChangeAspect="1"/>
+            </wp:cNvGraphicFramePr>
+            <a:graphic xmlns:a="http://schemas.openxmlformats.org/drawingml/2006/main">
+              <a:graphicData uri="http://schemas.openxmlformats.org/drawingml/2006/picture">
+                <pic:pic xmlns:pic="http://schemas.openxmlformats.org/drawingml/2006/picture">
+                  <pic:nvPicPr>
+                    <pic:cNvPr id="1" name=""/>
+                    <pic:cNvPicPr/>
+                  </pic:nvPicPr>
+                  <pic:blipFill>
+                    <a:blip r:embed="rId24"/>
+                    <a:stretch>
+                      <a:fillRect/>
+                    </a:stretch>
+                  </pic:blipFill>
+                  <pic:spPr>
+                    <a:xfrm>
+                      <a:off x="0" y="0"/>
+                      <a:ext cx="5731510" cy="3046730"/>
+                    </a:xfrm>
+                    <a:prstGeom prst="rect">
+                      <a:avLst/>
+                    </a:prstGeom>
+                    <a:ln>
+                      <a:solidFill>
+                        <a:schemeClr val="tx1"/>
+                      </a:solidFill>
+                    </a:ln>
+                  </pic:spPr>
+                </pic:pic>
+              </a:graphicData>
+            </a:graphic>
+          </wp:inline>
+        </w:drawing>
+      </w:r>
+    </w:p>
+    <w:p>
+      <w:pPr>
+        <w:rPr>
+          <w:rFonts w:ascii="Times New Roman" w:hAnsi="Times New Roman" w:cs="Times New Roman"/>
+          <w:sz w:val="26"/>
+          <w:szCs w:val="26"/>
+        </w:rPr>
+      </w:pPr>
+      <w:r>
+        <w:rPr>
+          <w:rFonts w:ascii="Times New Roman" w:hAnsi="Times New Roman" w:cs="Times New Roman"/>
+          <w:sz w:val="26"/>
+          <w:szCs w:val="26"/>
+        </w:rPr>
+        <w:br w:type="page"/>
+      </w:r>
+    </w:p>
+    <w:p>
+      <w:pPr>
+        <w:jc w:val="both"/>
+        <w:rPr>
+          <w:rFonts w:ascii="Times New Roman" w:hAnsi="Times New Roman" w:cs="Times New Roman"/>
+          <w:sz w:val="26"/>
+          <w:szCs w:val="26"/>
+          <w:lang w:val="en-US"/>
+        </w:rPr>
+      </w:pPr>
+      <w:r>
+        <w:rPr>
+          <w:rFonts w:ascii="Times New Roman" w:hAnsi="Times New Roman" w:cs="Times New Roman"/>
+          <w:sz w:val="26"/>
+          <w:szCs w:val="26"/>
+        </w:rPr>
+        <w:lastRenderedPageBreak/>
+        <w:t xml:space="preserve">Kiểm tra các nguồn tài nguyên về chi phí. </w:t>
+      </w:r>
+    </w:p>
+    <w:p>
+      <w:pPr>
+        <w:jc w:val="both"/>
+        <w:rPr>
+          <w:rFonts w:ascii="Times New Roman" w:hAnsi="Times New Roman" w:cs="Times New Roman"/>
+          <w:sz w:val="26"/>
+          <w:szCs w:val="26"/>
+          <w:lang w:val="en-US"/>
+        </w:rPr>
+      </w:pPr>
+      <w:r>
+        <w:rPr>
+          <w:rFonts w:ascii="Times New Roman" w:hAnsi="Times New Roman" w:cs="Times New Roman"/>
+          <w:noProof/>
+          <w:sz w:val="26"/>
+          <w:szCs w:val="26"/>
+          <w:lang w:val="en-US"/>
+        </w:rPr>
+        <w:drawing>
+          <wp:inline distT="0" distB="0" distL="0" distR="0" wp14:anchorId="5C92ADBE" wp14:editId="46FDB459">
+            <wp:extent cx="5731510" cy="7314565"/>
+            <wp:effectExtent l="19050" t="19050" r="21590" b="19685"/>
+            <wp:docPr id="15" name="Picture 15"/>
+            <wp:cNvGraphicFramePr>
+              <a:graphicFrameLocks xmlns:a="http://schemas.openxmlformats.org/drawingml/2006/main" noChangeAspect="1"/>
+            </wp:cNvGraphicFramePr>
+            <a:graphic xmlns:a="http://schemas.openxmlformats.org/drawingml/2006/main">
+              <a:graphicData uri="http://schemas.openxmlformats.org/drawingml/2006/picture">
+                <pic:pic xmlns:pic="http://schemas.openxmlformats.org/drawingml/2006/picture">
+                  <pic:nvPicPr>
+                    <pic:cNvPr id="1" name=""/>
+                    <pic:cNvPicPr/>
+                  </pic:nvPicPr>
+                  <pic:blipFill>
+                    <a:blip r:embed="rId25"/>
+                    <a:stretch>
+                      <a:fillRect/>
+                    </a:stretch>
+                  </pic:blipFill>
+                  <pic:spPr>
+                    <a:xfrm>
+                      <a:off x="0" y="0"/>
+                      <a:ext cx="5731510" cy="7314565"/>
+                    </a:xfrm>
+                    <a:prstGeom prst="rect">
+                      <a:avLst/>
+                    </a:prstGeom>
+                    <a:ln>
+                      <a:solidFill>
+                        <a:schemeClr val="tx1"/>
+                      </a:solidFill>
+                    </a:ln>
+                  </pic:spPr>
+                </pic:pic>
+              </a:graphicData>
+            </a:graphic>
+          </wp:inline>
+        </w:drawing>
+      </w:r>
+    </w:p>
+    <w:p>
+      <w:pPr>
+        <w:jc w:val="both"/>
+        <w:rPr>
+          <w:rFonts w:ascii="Times New Roman" w:hAnsi="Times New Roman" w:cs="Times New Roman"/>
+          <w:sz w:val="26"/>
+          <w:szCs w:val="26"/>
+        </w:rPr>
+      </w:pPr>
+      <w:r>
+        <w:rPr>
+          <w:rFonts w:ascii="Times New Roman" w:hAnsi="Times New Roman" w:cs="Times New Roman"/>
+          <w:sz w:val="26"/>
+          <w:szCs w:val="26"/>
+        </w:rPr>
+        <w:br w:type="page"/>
+      </w:r>
+    </w:p>
+    <w:p>
+      <w:pPr>
+        <w:jc w:val="both"/>
+        <w:rPr>
+          <w:rFonts w:ascii="Times New Roman" w:hAnsi="Times New Roman" w:cs="Times New Roman"/>
+          <w:sz w:val="26"/>
+          <w:szCs w:val="26"/>
+          <w:lang w:val="en-US"/>
+        </w:rPr>
+      </w:pPr>
+      <w:r>
+        <w:rPr>
+          <w:rFonts w:ascii="Times New Roman" w:hAnsi="Times New Roman" w:cs="Times New Roman"/>
+          <w:sz w:val="26"/>
+          <w:szCs w:val="26"/>
+        </w:rPr>
+        <w:lastRenderedPageBreak/>
+        <w:t xml:space="preserve">▪ Xây dựng các baseline cho dự án. </w:t>
+      </w:r>
+    </w:p>
+    <w:p>
+      <w:pPr>
+        <w:jc w:val="both"/>
+        <w:rPr>
+          <w:rFonts w:ascii="Times New Roman" w:hAnsi="Times New Roman" w:cs="Times New Roman"/>
+          <w:sz w:val="26"/>
+          <w:szCs w:val="26"/>
+          <w:lang w:val="en-US"/>
+        </w:rPr>
+      </w:pPr>
+      <w:r>
+        <w:rPr>
+          <w:rFonts w:ascii="Times New Roman" w:hAnsi="Times New Roman" w:cs="Times New Roman"/>
+          <w:noProof/>
+          <w:sz w:val="26"/>
+          <w:szCs w:val="26"/>
+          <w:lang w:val="en-US"/>
+        </w:rPr>
+        <w:drawing>
+          <wp:inline distT="0" distB="0" distL="0" distR="0" wp14:anchorId="47608F97" wp14:editId="29AF17EC">
+            <wp:extent cx="5731510" cy="3046730"/>
+            <wp:effectExtent l="19050" t="19050" r="21590" b="20320"/>
+            <wp:docPr id="16" name="Picture 16"/>
+            <wp:cNvGraphicFramePr>
+              <a:graphicFrameLocks xmlns:a="http://schemas.openxmlformats.org/drawingml/2006/main" noChangeAspect="1"/>
+            </wp:cNvGraphicFramePr>
+            <a:graphic xmlns:a="http://schemas.openxmlformats.org/drawingml/2006/main">
+              <a:graphicData uri="http://schemas.openxmlformats.org/drawingml/2006/picture">
+                <pic:pic xmlns:pic="http://schemas.openxmlformats.org/drawingml/2006/picture">
+                  <pic:nvPicPr>
+                    <pic:cNvPr id="1" name=""/>
+                    <pic:cNvPicPr/>
+                  </pic:nvPicPr>
+                  <pic:blipFill>
+                    <a:blip r:embed="rId26"/>
+                    <a:stretch>
+                      <a:fillRect/>
+                    </a:stretch>
+                  </pic:blipFill>
+                  <pic:spPr>
+                    <a:xfrm>
+                      <a:off x="0" y="0"/>
+                      <a:ext cx="5731510" cy="3046730"/>
+                    </a:xfrm>
+                    <a:prstGeom prst="rect">
+                      <a:avLst/>
+                    </a:prstGeom>
+                    <a:ln>
+                      <a:solidFill>
+                        <a:schemeClr val="tx1"/>
+                      </a:solidFill>
+                    </a:ln>
+                  </pic:spPr>
+                </pic:pic>
+              </a:graphicData>
+            </a:graphic>
+          </wp:inline>
+        </w:drawing>
+      </w:r>
+    </w:p>
+    <w:p>
+      <w:pPr>
+        <w:jc w:val="both"/>
+        <w:rPr>
+          <w:rFonts w:ascii="Times New Roman" w:hAnsi="Times New Roman" w:cs="Times New Roman"/>
+          <w:sz w:val="26"/>
+          <w:szCs w:val="26"/>
+          <w:lang w:val="en-US"/>
+        </w:rPr>
+      </w:pPr>
+    </w:p>
+    <w:p>
+      <w:pPr>
+        <w:jc w:val="both"/>
+        <w:rPr>
+          <w:rFonts w:ascii="Times New Roman" w:hAnsi="Times New Roman" w:cs="Times New Roman"/>
+          <w:sz w:val="26"/>
+          <w:szCs w:val="26"/>
+          <w:lang w:val="en-US"/>
+        </w:rPr>
+      </w:pPr>
+      <w:r>
+        <w:rPr>
+          <w:rFonts w:ascii="Times New Roman" w:hAnsi="Times New Roman" w:cs="Times New Roman"/>
+          <w:sz w:val="26"/>
+          <w:szCs w:val="26"/>
+        </w:rPr>
+        <w:t>▪ Kiểm tra lại các baseline và so sánh với kế hoạch ban đầu của dự án. Đánh giá tiến độ của dự án (chậm tiến độ, sớm tiến độ, đúng tiến độ).</w:t>
+      </w:r>
+    </w:p>
+    <w:p>
+      <w:pPr>
+        <w:jc w:val="both"/>
+        <w:rPr>
+          <w:rFonts w:ascii="Times New Roman" w:hAnsi="Times New Roman" w:cs="Times New Roman"/>
+          <w:sz w:val="26"/>
+          <w:szCs w:val="26"/>
+          <w:lang w:val="en-US"/>
+        </w:rPr>
+      </w:pPr>
+      <w:r>
+        <w:rPr>
+          <w:rFonts w:ascii="Times New Roman" w:hAnsi="Times New Roman" w:cs="Times New Roman"/>
+          <w:noProof/>
+          <w:sz w:val="26"/>
+          <w:szCs w:val="26"/>
+          <w:lang w:val="en-US"/>
+        </w:rPr>
+        <w:drawing>
+          <wp:inline distT="0" distB="0" distL="0" distR="0" wp14:anchorId="69A4FA8A" wp14:editId="065347D5">
+            <wp:extent cx="5731510" cy="3049270"/>
+            <wp:effectExtent l="19050" t="19050" r="21590" b="17780"/>
+            <wp:docPr id="21" name="Picture 21"/>
+            <wp:cNvGraphicFramePr>
+              <a:graphicFrameLocks xmlns:a="http://schemas.openxmlformats.org/drawingml/2006/main" noChangeAspect="1"/>
+            </wp:cNvGraphicFramePr>
+            <a:graphic xmlns:a="http://schemas.openxmlformats.org/drawingml/2006/main">
+              <a:graphicData uri="http://schemas.openxmlformats.org/drawingml/2006/picture">
+                <pic:pic xmlns:pic="http://schemas.openxmlformats.org/drawingml/2006/picture">
+                  <pic:nvPicPr>
+                    <pic:cNvPr id="1" name=""/>
+                    <pic:cNvPicPr/>
+                  </pic:nvPicPr>
+                  <pic:blipFill>
+                    <a:blip r:embed="rId27"/>
+                    <a:stretch>
+                      <a:fillRect/>
+                    </a:stretch>
+                  </pic:blipFill>
+                  <pic:spPr>
+                    <a:xfrm>
+                      <a:off x="0" y="0"/>
+                      <a:ext cx="5731510" cy="3049270"/>
+                    </a:xfrm>
+                    <a:prstGeom prst="rect">
+                      <a:avLst/>
+                    </a:prstGeom>
+                    <a:ln>
+                      <a:solidFill>
+                        <a:schemeClr val="tx1"/>
+                      </a:solidFill>
+                    </a:ln>
+                  </pic:spPr>
+                </pic:pic>
+              </a:graphicData>
+            </a:graphic>
+          </wp:inline>
+        </w:drawing>
+      </w:r>
+    </w:p>
+    <w:p>
+      <w:pPr>
+        <w:jc w:val="both"/>
+        <w:rPr>
+          <w:rFonts w:ascii="Times New Roman" w:hAnsi="Times New Roman" w:cs="Times New Roman"/>
+          <w:sz w:val="26"/>
+          <w:szCs w:val="26"/>
+          <w:lang w:val="en-US"/>
+        </w:rPr>
+      </w:pPr>
+      <w:r>
+        <w:rPr>
+          <w:rFonts w:ascii="Times New Roman" w:hAnsi="Times New Roman" w:cs="Times New Roman"/>
+          <w:sz w:val="26"/>
+          <w:szCs w:val="26"/>
+        </w:rPr>
+        <w:t>Kết luận: Dự án hiện chậm tiến độ so với kế hoạch gốc, nguyên nhân chính là do khâu Lập trình backend kéo dài hơn dự kiến.</w:t>
+      </w:r>
+    </w:p>
+    <w:p>
+      <w:pPr>
+        <w:jc w:val="both"/>
+        <w:rPr>
+          <w:rFonts w:ascii="Times New Roman" w:hAnsi="Times New Roman" w:cs="Times New Roman"/>
+          <w:sz w:val="26"/>
+          <w:szCs w:val="26"/>
+          <w:lang w:val="en-US"/>
+        </w:rPr>
+      </w:pPr>
+      <w:r>
+        <w:rPr>
+          <w:rFonts w:ascii="Times New Roman" w:hAnsi="Times New Roman" w:cs="Times New Roman"/>
+          <w:sz w:val="26"/>
+          <w:szCs w:val="26"/>
+        </w:rPr>
+        <w:t xml:space="preserve">Bài tập 2: Thực hiện các yêu cầu sau Yêu cầu: Thực hành tạo các báo cáo trong công cụ Microsoft Project. </w:t>
+      </w:r>
+    </w:p>
+    <w:p>
+      <w:pPr>
+        <w:jc w:val="both"/>
+        <w:rPr>
+          <w:rFonts w:ascii="Times New Roman" w:hAnsi="Times New Roman" w:cs="Times New Roman"/>
+          <w:sz w:val="26"/>
+          <w:szCs w:val="26"/>
+          <w:lang w:val="en-US"/>
+        </w:rPr>
+      </w:pPr>
+      <w:r>
+        <w:rPr>
+          <w:rFonts w:ascii="Times New Roman" w:hAnsi="Times New Roman" w:cs="Times New Roman"/>
+          <w:sz w:val="26"/>
+          <w:szCs w:val="26"/>
+        </w:rPr>
+        <w:lastRenderedPageBreak/>
+        <w:t xml:space="preserve"> Project Overview (Report → Dashboards → Project Overview)</w:t>
+      </w:r>
+    </w:p>
+    <w:p>
+      <w:pPr>
+        <w:numPr>
+          <w:ilvl w:val="0"/>
+          <w:numId w:val="1"/>
+        </w:numPr>
+        <w:jc w:val="both"/>
+        <w:rPr>
+          <w:rFonts w:ascii="Times New Roman" w:hAnsi="Times New Roman" w:cs="Times New Roman"/>
+          <w:sz w:val="26"/>
+          <w:szCs w:val="26"/>
+        </w:rPr>
+      </w:pPr>
+      <w:r>
+        <w:rPr>
+          <w:rFonts w:ascii="Times New Roman" w:hAnsi="Times New Roman" w:cs="Times New Roman"/>
+          <w:sz w:val="26"/>
+          <w:szCs w:val="26"/>
+        </w:rPr>
+        <w:t>Thể hiện % hoàn thành, mốc, công việc sắp tới.</w:t>
+      </w:r>
+    </w:p>
+    <w:p>
+      <w:pPr>
+        <w:jc w:val="both"/>
+        <w:rPr>
+          <w:rFonts w:ascii="Times New Roman" w:hAnsi="Times New Roman" w:cs="Times New Roman"/>
+          <w:sz w:val="26"/>
+          <w:szCs w:val="26"/>
+        </w:rPr>
+      </w:pPr>
+      <w:r>
+        <w:rPr>
+          <w:rFonts w:ascii="Times New Roman" w:hAnsi="Times New Roman" w:cs="Times New Roman"/>
+          <w:noProof/>
+          <w:sz w:val="26"/>
+          <w:szCs w:val="26"/>
+        </w:rPr>
+        <w:drawing>
+          <wp:inline distT="0" distB="0" distL="0" distR="0" wp14:anchorId="4921815B" wp14:editId="05CFE64B">
+            <wp:extent cx="5731510" cy="3049270"/>
+            <wp:effectExtent l="19050" t="19050" r="21590" b="17780"/>
+            <wp:docPr id="23" name="Picture 23"/>
+            <wp:cNvGraphicFramePr>
+              <a:graphicFrameLocks xmlns:a="http://schemas.openxmlformats.org/drawingml/2006/main" noChangeAspect="1"/>
+            </wp:cNvGraphicFramePr>
+            <a:graphic xmlns:a="http://schemas.openxmlformats.org/drawingml/2006/main">
+              <a:graphicData uri="http://schemas.openxmlformats.org/drawingml/2006/picture">
+                <pic:pic xmlns:pic="http://schemas.openxmlformats.org/drawingml/2006/picture">
+                  <pic:nvPicPr>
+                    <pic:cNvPr id="1" name=""/>
+                    <pic:cNvPicPr/>
+                  </pic:nvPicPr>
+                  <pic:blipFill>
+                    <a:blip r:embed="rId28"/>
+                    <a:stretch>
+                      <a:fillRect/>
+                    </a:stretch>
+                  </pic:blipFill>
+                  <pic:spPr>
+                    <a:xfrm>
+                      <a:off x="0" y="0"/>
+                      <a:ext cx="5731510" cy="3049270"/>
+                    </a:xfrm>
+                    <a:prstGeom prst="rect">
+                      <a:avLst/>
+                    </a:prstGeom>
+                    <a:ln>
+                      <a:solidFill>
+                        <a:schemeClr val="tx1"/>
+                      </a:solidFill>
+                    </a:ln>
+                  </pic:spPr>
+                </pic:pic>
+              </a:graphicData>
+            </a:graphic>
+          </wp:inline>
+        </w:drawing>
+      </w:r>
+    </w:p>
+    <w:p>
+      <w:pPr>
+        <w:jc w:val="both"/>
+        <w:rPr>
+          <w:rFonts w:ascii="Times New Roman" w:hAnsi="Times New Roman" w:cs="Times New Roman"/>
+          <w:sz w:val="26"/>
+          <w:szCs w:val="26"/>
+        </w:rPr>
+      </w:pPr>
+      <w:r>
+        <w:rPr>
+          <w:rFonts w:ascii="Times New Roman" w:hAnsi="Times New Roman" w:cs="Times New Roman"/>
+          <w:sz w:val="26"/>
+          <w:szCs w:val="26"/>
+        </w:rPr>
+        <w:t>Cost Overview (Report → Costs → Cost Overview)</w:t>
+      </w:r>
+    </w:p>
+    <w:p>
+      <w:pPr>
+        <w:numPr>
+          <w:ilvl w:val="0"/>
+          <w:numId w:val="2"/>
+        </w:numPr>
+        <w:jc w:val="both"/>
+        <w:rPr>
+          <w:rFonts w:ascii="Times New Roman" w:hAnsi="Times New Roman" w:cs="Times New Roman"/>
+          <w:sz w:val="26"/>
+          <w:szCs w:val="26"/>
+        </w:rPr>
+      </w:pPr>
+      <w:r>
+        <w:rPr>
+          <w:rFonts w:ascii="Times New Roman" w:hAnsi="Times New Roman" w:cs="Times New Roman"/>
+          <w:sz w:val="26"/>
+          <w:szCs w:val="26"/>
+        </w:rPr>
+        <w:t>Tổng chi phí, theo danh mục.</w:t>
+      </w:r>
+    </w:p>
+    <w:p>
+      <w:pPr>
+        <w:jc w:val="both"/>
+        <w:rPr>
+          <w:rFonts w:ascii="Times New Roman" w:hAnsi="Times New Roman" w:cs="Times New Roman"/>
+          <w:sz w:val="26"/>
+          <w:szCs w:val="26"/>
+        </w:rPr>
+      </w:pPr>
+      <w:r>
+        <w:rPr>
+          <w:rFonts w:ascii="Times New Roman" w:hAnsi="Times New Roman" w:cs="Times New Roman"/>
+          <w:noProof/>
+          <w:sz w:val="26"/>
+          <w:szCs w:val="26"/>
+        </w:rPr>
+        <w:drawing>
+          <wp:inline distT="0" distB="0" distL="0" distR="0" wp14:anchorId="153F74A9" wp14:editId="77F94CE8">
+            <wp:extent cx="5731510" cy="3046730"/>
+            <wp:effectExtent l="19050" t="19050" r="21590" b="20320"/>
+            <wp:docPr id="24" name="Picture 24"/>
+            <wp:cNvGraphicFramePr>
+              <a:graphicFrameLocks xmlns:a="http://schemas.openxmlformats.org/drawingml/2006/main" noChangeAspect="1"/>
+            </wp:cNvGraphicFramePr>
+            <a:graphic xmlns:a="http://schemas.openxmlformats.org/drawingml/2006/main">
+              <a:graphicData uri="http://schemas.openxmlformats.org/drawingml/2006/picture">
+                <pic:pic xmlns:pic="http://schemas.openxmlformats.org/drawingml/2006/picture">
+                  <pic:nvPicPr>
+                    <pic:cNvPr id="1" name=""/>
+                    <pic:cNvPicPr/>
+                  </pic:nvPicPr>
+                  <pic:blipFill>
+                    <a:blip r:embed="rId29"/>
+                    <a:stretch>
+                      <a:fillRect/>
+                    </a:stretch>
+                  </pic:blipFill>
+                  <pic:spPr>
+                    <a:xfrm>
+                      <a:off x="0" y="0"/>
+                      <a:ext cx="5731510" cy="3046730"/>
+                    </a:xfrm>
+                    <a:prstGeom prst="rect">
+                      <a:avLst/>
+                    </a:prstGeom>
+                    <a:ln>
+                      <a:solidFill>
+                        <a:schemeClr val="tx1"/>
+                      </a:solidFill>
+                    </a:ln>
+                  </pic:spPr>
+                </pic:pic>
+              </a:graphicData>
+            </a:graphic>
+          </wp:inline>
+        </w:drawing>
+      </w:r>
+    </w:p>
+    <w:p>
+      <w:pPr>
         <w:jc w:val="both"/>
         <w:rPr>
           <w:rFonts w:ascii="Times New Roman" w:hAnsi="Times New Roman" w:cs="Times New Roman"/>
@@ -2011,6 +2814,7 @@
       <w:r>
         <w:rPr>
           <w:rFonts w:ascii="Times New Roman" w:hAnsi="Times New Roman" w:cs="Times New Roman"/>
+          <w:noProof/>
           <w:sz w:val="26"/>
           <w:szCs w:val="26"/>
         </w:rPr>
@@ -2031,7 +2835,7 @@
                     <pic:cNvPicPr/>
                   </pic:nvPicPr>
                   <pic:blipFill>
-                    <a:blip r:embed="rId22"/>
+                    <a:blip r:embed="rId30"/>
                     <a:stretch>
                       <a:fillRect/>
                     </a:stretch>
@@ -2109,6 +2913,7 @@
       <w:r>
         <w:rPr>
           <w:rFonts w:ascii="Times New Roman" w:hAnsi="Times New Roman" w:cs="Times New Roman"/>
+          <w:noProof/>
           <w:sz w:val="26"/>
           <w:szCs w:val="26"/>
         </w:rPr>
@@ -2128,7 +2933,7 @@
                     <pic:cNvPicPr/>
                   </pic:nvPicPr>
                   <pic:blipFill>
-                    <a:blip r:embed="rId23"/>
+                    <a:blip r:embed="rId31"/>
                     <a:stretch>
                       <a:fillRect/>
                     </a:stretch>
@@ -2156,19 +2961,37 @@
     </w:p>
     <w:p>
       <w:pPr>
-        <w:jc w:val="both"/>
-        <w:rPr>
-          <w:rFonts w:ascii="Times New Roman" w:hAnsi="Times New Roman" w:cs="Times New Roman"/>
-          <w:sz w:val="26"/>
-          <w:szCs w:val="26"/>
-        </w:rPr>
-      </w:pPr>
-      <w:r>
-        <w:rPr>
-          <w:rFonts w:ascii="Times New Roman" w:hAnsi="Times New Roman" w:cs="Times New Roman"/>
-          <w:sz w:val="26"/>
-          <w:szCs w:val="26"/>
-        </w:rPr>
+        <w:rPr>
+          <w:rFonts w:ascii="Times New Roman" w:hAnsi="Times New Roman" w:cs="Times New Roman"/>
+          <w:sz w:val="26"/>
+          <w:szCs w:val="26"/>
+        </w:rPr>
+      </w:pPr>
+      <w:r>
+        <w:rPr>
+          <w:rFonts w:ascii="Times New Roman" w:hAnsi="Times New Roman" w:cs="Times New Roman"/>
+          <w:sz w:val="26"/>
+          <w:szCs w:val="26"/>
+        </w:rPr>
+        <w:br w:type="page"/>
+      </w:r>
+    </w:p>
+    <w:p>
+      <w:pPr>
+        <w:jc w:val="both"/>
+        <w:rPr>
+          <w:rFonts w:ascii="Times New Roman" w:hAnsi="Times New Roman" w:cs="Times New Roman"/>
+          <w:sz w:val="26"/>
+          <w:szCs w:val="26"/>
+        </w:rPr>
+      </w:pPr>
+      <w:r>
+        <w:rPr>
+          <w:rFonts w:ascii="Times New Roman" w:hAnsi="Times New Roman" w:cs="Times New Roman"/>
+          <w:sz w:val="26"/>
+          <w:szCs w:val="26"/>
+        </w:rPr>
+        <w:lastRenderedPageBreak/>
         <w:t>Resource Overview (Report → Resources → Resource Overview)</w:t>
       </w:r>
     </w:p>
@@ -2206,10 +3029,10 @@
       <w:r>
         <w:rPr>
           <w:rFonts w:ascii="Times New Roman" w:hAnsi="Times New Roman" w:cs="Times New Roman"/>
-          <w:sz w:val="26"/>
-          <w:szCs w:val="26"/>
-        </w:rPr>
-        <w:lastRenderedPageBreak/>
+          <w:noProof/>
+          <w:sz w:val="26"/>
+          <w:szCs w:val="26"/>
+        </w:rPr>
         <w:drawing>
           <wp:inline distT="0" distB="0" distL="0" distR="0" wp14:anchorId="5864FB34" wp14:editId="059254D1">
             <wp:extent cx="5731510" cy="3043555"/>
@@ -2226,7 +3049,7 @@
                     <pic:cNvPicPr/>
                   </pic:nvPicPr>
                   <pic:blipFill>
-                    <a:blip r:embed="rId24"/>
+                    <a:blip r:embed="rId32"/>
                     <a:stretch>
                       <a:fillRect/>
                     </a:stretch>
@@ -2305,6 +3128,7 @@
       <w:r>
         <w:rPr>
           <w:rFonts w:ascii="Times New Roman" w:hAnsi="Times New Roman" w:cs="Times New Roman"/>
+          <w:noProof/>
           <w:sz w:val="26"/>
           <w:szCs w:val="26"/>
           <w:lang w:val="en-US"/>
@@ -2325,7 +3149,7 @@
                     <pic:cNvPicPr/>
                   </pic:nvPicPr>
                   <pic:blipFill>
-                    <a:blip r:embed="rId25"/>
+                    <a:blip r:embed="rId33"/>
                     <a:stretch>
                       <a:fillRect/>
                     </a:stretch>
